--- a/复赛冲刺材料-20261018/04-后续研究与实施规划.docx
+++ b/复赛冲刺材料-20261018/04-后续研究与实施规划.docx
@@ -4190,7 +4190,7 @@
                 <w:sz w:val="18"/>
                 <w:szCs w:val="18"/>
               </w:rPr>
-              <w:t xml:space="preserve">授权状态承诺；访问结构推广</w:t>
+              <w:t>授权状态承诺；访问结构推广；真实智能体接入（A 并行）</w:t>
             </w:r>
           </w:p>
         </w:tc>
@@ -4228,7 +4228,7 @@
                 <w:sz w:val="18"/>
                 <w:szCs w:val="18"/>
               </w:rPr>
-              <w:t xml:space="preserve">：AS 周期性 SM2 签名检查点、SM3 有序默克尔树与非成员证明、行动对象新增状态纪元字段（新版本 profile）、下游与收款方离线新鲜度验证、窗口实测；三域方案二选一并实现：(a) 授权域必选、执行域与审计域二选一（复制分享，复用两方协议，提升可用性）；(b) 三方乘法分享，审计域写入只追加日志后才出份额（“未入账即不可执行”）</w:t>
+              <w:t>：AS 周期性 SM2 签名检查点、SM3 有序默克尔树与非成员证明、行动对象新增状态纪元字段（新版本 profile）、下游与收款方离线新鲜度验证、窗口实测；三域方案二选一并实现：(a) 授权域必选、执行域与审计域二选一（复制分享，复用两方协议，提升可用性）；(b) 三方乘法分享，审计域写入只追加日志后才出份额（“未入账即不可执行”）。A 并行：持证进程新增受限的意图命令（模型只输出工具与参数，持证进程校验后签名，不提供导出令牌或签名的命令）；10-31 前由 DeepSeek API 驱动执行代理跑通一笔正常采购，11-08 前扩展到三个代理，完成注入语料第一版；确定性安全测试照旧不依赖模型</w:t>
             </w:r>
           </w:p>
         </w:tc>
@@ -4330,7 +4330,7 @@
                 <w:sz w:val="18"/>
                 <w:szCs w:val="18"/>
               </w:rPr>
-              <w:t xml:space="preserve">安全论证与系统评估</w:t>
+              <w:t>安全论证与系统评估；提示注入实验（A 并行）</w:t>
             </w:r>
           </w:p>
         </w:tc>
@@ -4357,7 +4357,7 @@
                 <w:sz w:val="18"/>
                 <w:szCs w:val="18"/>
               </w:rPr>
-              <w:t xml:space="preserve">ProVerif/Tamarin 模型验证“撤销后不存在新接受”；恶意模型分析（零知识证明需求与代价）；常数时间原生实现替换原型曲线运算；对照实验（单钥 SM2、FROST、无共签基线）</w:t>
+              <w:t>ProVerif/Tamarin 模型验证“撤销后不存在新接受”；恶意模型分析（零知识证明需求与代价）；常数时间原生实现替换原型曲线运算；对照实验（单钥 SM2、FROST、无共签基线）。A 并行：提示注入实验正式运行，报告越权意图率、越权效果数（含拒绝位置与拒绝码）、合法任务完成率；前端新增“模型提出的意图 vs 网关实际接受的操作”对照页</w:t>
             </w:r>
           </w:p>
         </w:tc>
@@ -4486,7 +4486,7 @@
                 <w:sz w:val="18"/>
                 <w:szCs w:val="18"/>
               </w:rPr>
-              <w:t xml:space="preserve">冻结版本与一键演示；现场运行与备用录屏；答辩材料；局限与后续工作清单</w:t>
+              <w:t>冻结版本与一键演示；现场运行与备用录屏；答辩材料；局限与后续工作清单；真实智能体现场运行（DeepSeek），约 1B 本地模型作为断网后备，另备录制回放</w:t>
             </w:r>
           </w:p>
         </w:tc>
@@ -4508,14 +4508,14 @@
           <w:bCs/>
           <w:color w:val="1F2937"/>
         </w:rPr>
-        <w:t xml:space="preserve">可选方向</w:t>
+        <w:t>优先级与可选方向</w:t>
       </w:r>
       <w:r>
         <w:rPr>
           <w:rFonts w:ascii="PingFang SC" w:cs="PingFang SC" w:eastAsia="PingFang SC" w:hAnsi="PingFang SC"/>
           <w:color w:val="1F2937"/>
         </w:rPr>
-        <w:t xml:space="preserve">（视进度决定，不挤占主线）：接入真实大模型代理，在可视化中区分“模型提出的意图”与“网关实际接受的操作”；一般 t-of-n 门限 SM2（基于已发表方案）作为研究对照。</w:t>
+        <w:t>：主线优先级为 授权状态承诺 ＞ 真实智能体接入与注入实验（A 并行，不占用 B、C 的主线时间）＞ 三域访问结构 ＞ 形式化验证与恶意模型评估。可选方向（视进度决定）：一般 t-of-n 门限 SM2（基于已发表方案）作为研究对照。</w:t>
       </w:r>
     </w:p>
     <w:p>
@@ -5065,6 +5065,92 @@
           </w:p>
         </w:tc>
       </w:tr>
+      <w:tr>
+        <w:trPr>
+          <w:cantSplit/>
+        </w:trPr>
+        <w:tc>
+          <w:tcPr>
+            <w:tcW w:type="dxa" w:w="1400"/>
+            <w:tcMar>
+              <w:top w:type="dxa" w:w="70"/>
+              <w:left w:type="dxa" w:w="100"/>
+              <w:bottom w:type="dxa" w:w="70"/>
+              <w:right w:type="dxa" w:w="100"/>
+            </w:tcMar>
+          </w:tcPr>
+          <w:p>
+            <w:pPr>
+              <w:spacing w:after="30" w:line="270"/>
+            </w:pPr>
+            <w:r>
+              <w:rPr>
+                <w:rFonts w:ascii="PingFang SC" w:cs="PingFang SC" w:eastAsia="PingFang SC" w:hAnsi="PingFang SC"/>
+                <w:b w:val="false"/>
+                <w:bCs w:val="false"/>
+                <w:color w:val="1F2937"/>
+                <w:sz w:val="18"/>
+                <w:szCs w:val="18"/>
+              </w:rPr>
+              <w:t>实证（智能体）</w:t>
+            </w:r>
+          </w:p>
+        </w:tc>
+        <w:tc>
+          <w:tcPr>
+            <w:tcW w:type="dxa" w:w="3800"/>
+            <w:tcMar>
+              <w:top w:type="dxa" w:w="70"/>
+              <w:left w:type="dxa" w:w="100"/>
+              <w:bottom w:type="dxa" w:w="70"/>
+              <w:right w:type="dxa" w:w="100"/>
+            </w:tcMar>
+          </w:tcPr>
+          <w:p>
+            <w:pPr>
+              <w:spacing w:after="30" w:line="270"/>
+            </w:pPr>
+            <w:r>
+              <w:rPr>
+                <w:rFonts w:ascii="PingFang SC" w:cs="PingFang SC" w:eastAsia="PingFang SC" w:hAnsi="PingFang SC"/>
+                <w:b w:val="false"/>
+                <w:bCs w:val="false"/>
+                <w:color w:val="1F2937"/>
+                <w:sz w:val="18"/>
+                <w:szCs w:val="18"/>
+              </w:rPr>
+              <w:t>越权意图率；越权效果数（订单、付款、预算变化，及拒绝位置）；合法任务完成率</w:t>
+            </w:r>
+          </w:p>
+        </w:tc>
+        <w:tc>
+          <w:tcPr>
+            <w:tcW w:type="dxa" w:w="3826"/>
+            <w:tcMar>
+              <w:top w:type="dxa" w:w="70"/>
+              <w:left w:type="dxa" w:w="100"/>
+              <w:bottom w:type="dxa" w:w="70"/>
+              <w:right w:type="dxa" w:w="100"/>
+            </w:tcMar>
+          </w:tcPr>
+          <w:p>
+            <w:pPr>
+              <w:spacing w:after="30" w:line="270"/>
+            </w:pPr>
+            <w:r>
+              <w:rPr>
+                <w:rFonts w:ascii="PingFang SC" w:cs="PingFang SC" w:eastAsia="PingFang SC" w:hAnsi="PingFang SC"/>
+                <w:b w:val="false"/>
+                <w:bCs w:val="false"/>
+                <w:color w:val="1F2937"/>
+                <w:sz w:val="18"/>
+                <w:szCs w:val="18"/>
+              </w:rPr>
+              <w:t>DeepSeek 驱动三代理，正常文档与注入文档对照；固定模型版本、提示词与采样参数；保存原始输出；本地约 1B 模型结果单独报告</w:t>
+            </w:r>
+          </w:p>
+        </w:tc>
+      </w:tr>
     </w:tbl>
     <w:p>
       <w:pPr>
@@ -5225,7 +5311,7 @@
                 <w:sz w:val="18"/>
                 <w:szCs w:val="18"/>
               </w:rPr>
-              <w:t xml:space="preserve">可视化与演示系统；独立验签核验；性能测试与论文图表；现场演示</w:t>
+              <w:t>可视化与演示系统；独立验签核验；性能测试与论文图表；现场演示；真实大模型代理接入与提示注入实验（含持证进程意图接口的实现与集成，C 独立复核）</w:t>
             </w:r>
           </w:p>
         </w:tc>
@@ -5896,6 +5982,264 @@
           </w:p>
         </w:tc>
       </w:tr>
+      <w:tr>
+        <w:trPr>
+          <w:cantSplit/>
+        </w:trPr>
+        <w:tc>
+          <w:tcPr>
+            <w:tcW w:type="dxa" w:w="2300"/>
+            <w:tcMar>
+              <w:top w:type="dxa" w:w="70"/>
+              <w:left w:type="dxa" w:w="100"/>
+              <w:bottom w:type="dxa" w:w="70"/>
+              <w:right w:type="dxa" w:w="100"/>
+            </w:tcMar>
+          </w:tcPr>
+          <w:p>
+            <w:pPr>
+              <w:spacing w:after="30" w:line="270"/>
+            </w:pPr>
+            <w:r>
+              <w:rPr>
+                <w:rFonts w:ascii="PingFang SC" w:cs="PingFang SC" w:eastAsia="PingFang SC" w:hAnsi="PingFang SC"/>
+                <w:b w:val="false"/>
+                <w:bCs w:val="false"/>
+                <w:color w:val="1F2937"/>
+                <w:sz w:val="18"/>
+                <w:szCs w:val="18"/>
+              </w:rPr>
+              <w:t>现场网络或模型 API 不可用</w:t>
+            </w:r>
+          </w:p>
+        </w:tc>
+        <w:tc>
+          <w:tcPr>
+            <w:tcW w:type="dxa" w:w="2000"/>
+            <w:tcMar>
+              <w:top w:type="dxa" w:w="70"/>
+              <w:left w:type="dxa" w:w="100"/>
+              <w:bottom w:type="dxa" w:w="70"/>
+              <w:right w:type="dxa" w:w="100"/>
+            </w:tcMar>
+          </w:tcPr>
+          <w:p>
+            <w:pPr>
+              <w:spacing w:after="30" w:line="270"/>
+            </w:pPr>
+            <w:r>
+              <w:rPr>
+                <w:rFonts w:ascii="PingFang SC" w:cs="PingFang SC" w:eastAsia="PingFang SC" w:hAnsi="PingFang SC"/>
+                <w:b w:val="false"/>
+                <w:bCs w:val="false"/>
+                <w:color w:val="1F2937"/>
+                <w:sz w:val="18"/>
+                <w:szCs w:val="18"/>
+              </w:rPr>
+              <w:t>真实智能体演示中断</w:t>
+            </w:r>
+          </w:p>
+        </w:tc>
+        <w:tc>
+          <w:tcPr>
+            <w:tcW w:type="dxa" w:w="4726"/>
+            <w:tcMar>
+              <w:top w:type="dxa" w:w="70"/>
+              <w:left w:type="dxa" w:w="100"/>
+              <w:bottom w:type="dxa" w:w="70"/>
+              <w:right w:type="dxa" w:w="100"/>
+            </w:tcMar>
+          </w:tcPr>
+          <w:p>
+            <w:pPr>
+              <w:spacing w:after="30" w:line="270"/>
+            </w:pPr>
+            <w:r>
+              <w:rPr>
+                <w:rFonts w:ascii="PingFang SC" w:cs="PingFang SC" w:eastAsia="PingFang SC" w:hAnsi="PingFang SC"/>
+                <w:b w:val="false"/>
+                <w:bCs w:val="false"/>
+                <w:color w:val="1F2937"/>
+                <w:sz w:val="18"/>
+                <w:szCs w:val="18"/>
+              </w:rPr>
+              <w:t>本地约 1B 模型离线后备；提前录制回放，播放时标注为录屏</w:t>
+            </w:r>
+          </w:p>
+        </w:tc>
+      </w:tr>
+      <w:tr>
+        <w:trPr>
+          <w:cantSplit/>
+        </w:trPr>
+        <w:tc>
+          <w:tcPr>
+            <w:tcW w:type="dxa" w:w="2300"/>
+            <w:tcMar>
+              <w:top w:type="dxa" w:w="70"/>
+              <w:left w:type="dxa" w:w="100"/>
+              <w:bottom w:type="dxa" w:w="70"/>
+              <w:right w:type="dxa" w:w="100"/>
+            </w:tcMar>
+          </w:tcPr>
+          <w:p>
+            <w:pPr>
+              <w:spacing w:after="30" w:line="270"/>
+            </w:pPr>
+            <w:r>
+              <w:rPr>
+                <w:rFonts w:ascii="PingFang SC" w:cs="PingFang SC" w:eastAsia="PingFang SC" w:hAnsi="PingFang SC"/>
+                <w:b w:val="false"/>
+                <w:bCs w:val="false"/>
+                <w:color w:val="1F2937"/>
+                <w:sz w:val="18"/>
+                <w:szCs w:val="18"/>
+              </w:rPr>
+              <w:t>模型输出不确定</w:t>
+            </w:r>
+          </w:p>
+        </w:tc>
+        <w:tc>
+          <w:tcPr>
+            <w:tcW w:type="dxa" w:w="2000"/>
+            <w:tcMar>
+              <w:top w:type="dxa" w:w="70"/>
+              <w:left w:type="dxa" w:w="100"/>
+              <w:bottom w:type="dxa" w:w="70"/>
+              <w:right w:type="dxa" w:w="100"/>
+            </w:tcMar>
+          </w:tcPr>
+          <w:p>
+            <w:pPr>
+              <w:spacing w:after="30" w:line="270"/>
+            </w:pPr>
+            <w:r>
+              <w:rPr>
+                <w:rFonts w:ascii="PingFang SC" w:cs="PingFang SC" w:eastAsia="PingFang SC" w:hAnsi="PingFang SC"/>
+                <w:b w:val="false"/>
+                <w:bCs w:val="false"/>
+                <w:color w:val="1F2937"/>
+                <w:sz w:val="18"/>
+                <w:szCs w:val="18"/>
+              </w:rPr>
+              <w:t>结果难以复现</w:t>
+            </w:r>
+          </w:p>
+        </w:tc>
+        <w:tc>
+          <w:tcPr>
+            <w:tcW w:type="dxa" w:w="4726"/>
+            <w:tcMar>
+              <w:top w:type="dxa" w:w="70"/>
+              <w:left w:type="dxa" w:w="100"/>
+              <w:bottom w:type="dxa" w:w="70"/>
+              <w:right w:type="dxa" w:w="100"/>
+            </w:tcMar>
+          </w:tcPr>
+          <w:p>
+            <w:pPr>
+              <w:spacing w:after="30" w:line="270"/>
+            </w:pPr>
+            <w:r>
+              <w:rPr>
+                <w:rFonts w:ascii="PingFang SC" w:cs="PingFang SC" w:eastAsia="PingFang SC" w:hAnsi="PingFang SC"/>
+                <w:b w:val="false"/>
+                <w:bCs w:val="false"/>
+                <w:color w:val="1F2937"/>
+                <w:sz w:val="18"/>
+                <w:szCs w:val="18"/>
+              </w:rPr>
+              <w:t>固定模型版本与参数，保存原始输出，按样本统计，不挑选结果</w:t>
+            </w:r>
+          </w:p>
+        </w:tc>
+      </w:tr>
+      <w:tr>
+        <w:trPr>
+          <w:cantSplit/>
+        </w:trPr>
+        <w:tc>
+          <w:tcPr>
+            <w:tcW w:type="dxa" w:w="2300"/>
+            <w:tcMar>
+              <w:top w:type="dxa" w:w="70"/>
+              <w:left w:type="dxa" w:w="100"/>
+              <w:bottom w:type="dxa" w:w="70"/>
+              <w:right w:type="dxa" w:w="100"/>
+            </w:tcMar>
+          </w:tcPr>
+          <w:p>
+            <w:pPr>
+              <w:spacing w:after="30" w:line="270"/>
+            </w:pPr>
+            <w:r>
+              <w:rPr>
+                <w:rFonts w:ascii="PingFang SC" w:cs="PingFang SC" w:eastAsia="PingFang SC" w:hAnsi="PingFang SC"/>
+                <w:b w:val="false"/>
+                <w:bCs w:val="false"/>
+                <w:color w:val="1F2937"/>
+                <w:sz w:val="18"/>
+                <w:szCs w:val="18"/>
+              </w:rPr>
+              <w:t>API 密钥或模型权重管理不当</w:t>
+            </w:r>
+          </w:p>
+        </w:tc>
+        <w:tc>
+          <w:tcPr>
+            <w:tcW w:type="dxa" w:w="2000"/>
+            <w:tcMar>
+              <w:top w:type="dxa" w:w="70"/>
+              <w:left w:type="dxa" w:w="100"/>
+              <w:bottom w:type="dxa" w:w="70"/>
+              <w:right w:type="dxa" w:w="100"/>
+            </w:tcMar>
+          </w:tcPr>
+          <w:p>
+            <w:pPr>
+              <w:spacing w:after="30" w:line="270"/>
+            </w:pPr>
+            <w:r>
+              <w:rPr>
+                <w:rFonts w:ascii="PingFang SC" w:cs="PingFang SC" w:eastAsia="PingFang SC" w:hAnsi="PingFang SC"/>
+                <w:b w:val="false"/>
+                <w:bCs w:val="false"/>
+                <w:color w:val="1F2937"/>
+                <w:sz w:val="18"/>
+                <w:szCs w:val="18"/>
+              </w:rPr>
+              <w:t>费用损失、仓库膨胀</w:t>
+            </w:r>
+          </w:p>
+        </w:tc>
+        <w:tc>
+          <w:tcPr>
+            <w:tcW w:type="dxa" w:w="4726"/>
+            <w:tcMar>
+              <w:top w:type="dxa" w:w="70"/>
+              <w:left w:type="dxa" w:w="100"/>
+              <w:bottom w:type="dxa" w:w="70"/>
+              <w:right w:type="dxa" w:w="100"/>
+            </w:tcMar>
+          </w:tcPr>
+          <w:p>
+            <w:pPr>
+              <w:spacing w:after="30" w:line="270"/>
+            </w:pPr>
+            <w:r>
+              <w:rPr>
+                <w:rFonts w:ascii="PingFang SC" w:cs="PingFang SC" w:eastAsia="PingFang SC" w:hAnsi="PingFang SC"/>
+                <w:b w:val="false"/>
+                <w:bCs w:val="false"/>
+                <w:color w:val="1F2937"/>
+                <w:sz w:val="18"/>
+                <w:szCs w:val="18"/>
+              </w:rPr>
+              <w:t>密钥只放本机环境变量，不入库、不进前端与日志；模型权重不入库，用下载脚本加哈希锁定</w:t>
+            </w:r>
+          </w:p>
+        </w:tc>
+      </w:tr>
     </w:tbl>
     <w:p>
       <w:pPr>
@@ -5995,6 +6339,23 @@
     </w:p>
     <w:p>
       <w:pPr>
+        <w:pStyle w:val="ListParagraph"/>
+        <w:numPr>
+          <w:ilvl w:val="0"/>
+          <w:numId w:val="2"/>
+        </w:numPr>
+        <w:spacing w:after="70" w:line="300"/>
+      </w:pPr>
+      <w:r>
+        <w:rPr>
+          <w:rFonts w:ascii="PingFang SC" w:cs="PingFang SC" w:eastAsia="PingFang SC" w:hAnsi="PingFang SC"/>
+          <w:color w:val="1F2937"/>
+        </w:rPr>
+        <w:t>接入真实大模型代理并做提示注入实验，作为“智能体被完全控制”这一假设的实证，是否有价值？实验规模多大才有说服力？</w:t>
+      </w:r>
+    </w:p>
+    <w:p>
+      <w:pPr>
         <w:pStyle w:val="Heading1"/>
       </w:pPr>
       <w:r>
@@ -6013,7 +6374,7 @@
           <w:rFonts w:ascii="PingFang SC" w:cs="PingFang SC" w:eastAsia="PingFang SC" w:hAnsi="PingFang SC"/>
           <w:color w:val="1F2937"/>
         </w:rPr>
-        <w:t xml:space="preserve">不声称提出新的签名算法；不将 n=2 的协同签名称为门限 SM2；未实现 DKG 或恶意安全时不作相应表述；不将本地测试链支付表述为真实结算；不报告未完成的规模实验结果。</w:t>
+        <w:t>不声称提出新的签名算法；不将 n=2 的协同签名称为门限 SM2；未实现 DKG 或恶意安全时不作相应表述；不将本地测试链支付表述为真实结算；不报告未完成的规模实验结果。不声称防止提示注入本身（主张是越权意图不产生业务效果）；真实智能体实验未完成前不报告其结果，本地小模型与 DeepSeek 的结果不合并统计。</w:t>
       </w:r>
     </w:p>
     <w:sectPr>
